--- a/Node_demo/toshiba/Final/Memos.docx
+++ b/Node_demo/toshiba/Final/Memos.docx
@@ -5,18 +5,18 @@
     <w:p>
       <w:pPr>
         <w:rPr>
-          <w:rFonts w:ascii="Aptos" w:hAnsi="Aptos"/>
-          <w:sz w:val="24"/>
-          <w:szCs w:val="24"/>
-        </w:rPr>
-      </w:pPr>
-      <w:r>
-        <w:rPr>
-          <w:rFonts w:ascii="Aptos" w:hAnsi="Aptos"/>
-          <w:b/>
-          <w:bCs/>
-          <w:sz w:val="24"/>
-          <w:szCs w:val="24"/>
+          <w:rFonts w:ascii="Times New Roman" w:hAnsi="Times New Roman" w:cs="Times New Roman"/>
+          <w:sz w:val="28"/>
+          <w:szCs w:val="28"/>
+        </w:rPr>
+      </w:pPr>
+      <w:r>
+        <w:rPr>
+          <w:rFonts w:ascii="Times New Roman" w:hAnsi="Times New Roman" w:cs="Times New Roman"/>
+          <w:b/>
+          <w:bCs/>
+          <w:sz w:val="28"/>
+          <w:szCs w:val="28"/>
         </w:rPr>
         <w:t>BEFORE THE DISTRICT CONSUMER DISPUTES REDRESSAL COMMISSION, MUMBAI</w:t>
       </w:r>
@@ -25,18 +25,18 @@
       <w:pPr>
         <w:spacing w:after="160" w:line="259" w:lineRule="auto"/>
         <w:rPr>
-          <w:rFonts w:ascii="Aptos" w:hAnsi="Aptos"/>
-          <w:sz w:val="24"/>
-          <w:szCs w:val="24"/>
-        </w:rPr>
-      </w:pPr>
-      <w:r>
-        <w:rPr>
-          <w:rFonts w:ascii="Aptos" w:hAnsi="Aptos"/>
-          <w:b/>
-          <w:bCs/>
-          <w:sz w:val="24"/>
-          <w:szCs w:val="24"/>
+          <w:rFonts w:ascii="Times New Roman" w:hAnsi="Times New Roman" w:cs="Times New Roman"/>
+          <w:sz w:val="28"/>
+          <w:szCs w:val="28"/>
+        </w:rPr>
+      </w:pPr>
+      <w:r>
+        <w:rPr>
+          <w:rFonts w:ascii="Times New Roman" w:hAnsi="Times New Roman" w:cs="Times New Roman"/>
+          <w:b/>
+          <w:bCs/>
+          <w:sz w:val="28"/>
+          <w:szCs w:val="28"/>
         </w:rPr>
         <w:t>MEMO OF PARTIES</w:t>
       </w:r>
@@ -45,26 +45,26 @@
       <w:pPr>
         <w:spacing w:after="160" w:line="259" w:lineRule="auto"/>
         <w:rPr>
-          <w:rFonts w:ascii="Aptos" w:hAnsi="Aptos"/>
-          <w:sz w:val="24"/>
-          <w:szCs w:val="24"/>
-        </w:rPr>
-      </w:pPr>
-      <w:r>
-        <w:rPr>
-          <w:rFonts w:ascii="Aptos" w:hAnsi="Aptos"/>
-          <w:b/>
-          <w:bCs/>
-          <w:sz w:val="24"/>
-          <w:szCs w:val="24"/>
+          <w:rFonts w:ascii="Times New Roman" w:hAnsi="Times New Roman" w:cs="Times New Roman"/>
+          <w:sz w:val="28"/>
+          <w:szCs w:val="28"/>
+        </w:rPr>
+      </w:pPr>
+      <w:r>
+        <w:rPr>
+          <w:rFonts w:ascii="Times New Roman" w:hAnsi="Times New Roman" w:cs="Times New Roman"/>
+          <w:b/>
+          <w:bCs/>
+          <w:sz w:val="28"/>
+          <w:szCs w:val="28"/>
         </w:rPr>
         <w:t>Complainants:</w:t>
       </w:r>
       <w:r>
         <w:rPr>
-          <w:rFonts w:ascii="Aptos" w:hAnsi="Aptos"/>
-          <w:sz w:val="24"/>
-          <w:szCs w:val="24"/>
+          <w:rFonts w:ascii="Times New Roman" w:hAnsi="Times New Roman" w:cs="Times New Roman"/>
+          <w:sz w:val="28"/>
+          <w:szCs w:val="28"/>
         </w:rPr>
         <w:br/>
         <w:t xml:space="preserve">Pratik Shah </w:t>
@@ -74,26 +74,26 @@
       <w:pPr>
         <w:spacing w:after="160" w:line="259" w:lineRule="auto"/>
         <w:rPr>
-          <w:rFonts w:ascii="Aptos" w:hAnsi="Aptos"/>
-          <w:sz w:val="24"/>
-          <w:szCs w:val="24"/>
-        </w:rPr>
-      </w:pPr>
-      <w:r>
-        <w:rPr>
-          <w:rFonts w:ascii="Aptos" w:hAnsi="Aptos"/>
-          <w:b/>
-          <w:bCs/>
-          <w:sz w:val="24"/>
-          <w:szCs w:val="24"/>
+          <w:rFonts w:ascii="Times New Roman" w:hAnsi="Times New Roman" w:cs="Times New Roman"/>
+          <w:sz w:val="28"/>
+          <w:szCs w:val="28"/>
+        </w:rPr>
+      </w:pPr>
+      <w:r>
+        <w:rPr>
+          <w:rFonts w:ascii="Times New Roman" w:hAnsi="Times New Roman" w:cs="Times New Roman"/>
+          <w:b/>
+          <w:bCs/>
+          <w:sz w:val="28"/>
+          <w:szCs w:val="28"/>
         </w:rPr>
         <w:t>Permanent Residential Address</w:t>
       </w:r>
       <w:r>
         <w:rPr>
-          <w:rFonts w:ascii="Aptos" w:hAnsi="Aptos"/>
-          <w:sz w:val="24"/>
-          <w:szCs w:val="24"/>
+          <w:rFonts w:ascii="Times New Roman" w:hAnsi="Times New Roman" w:cs="Times New Roman"/>
+          <w:sz w:val="28"/>
+          <w:szCs w:val="28"/>
         </w:rPr>
         <w:t xml:space="preserve">: </w:t>
       </w:r>
@@ -102,34 +102,34 @@
       <w:pPr>
         <w:spacing w:after="160" w:line="259" w:lineRule="auto"/>
         <w:rPr>
-          <w:rFonts w:ascii="Aptos" w:hAnsi="Aptos"/>
-          <w:sz w:val="24"/>
-          <w:szCs w:val="24"/>
-        </w:rPr>
-      </w:pPr>
-      <w:r>
-        <w:rPr>
-          <w:rFonts w:ascii="Aptos" w:hAnsi="Aptos"/>
-          <w:sz w:val="24"/>
-          <w:szCs w:val="24"/>
+          <w:rFonts w:ascii="Times New Roman" w:hAnsi="Times New Roman" w:cs="Times New Roman"/>
+          <w:sz w:val="28"/>
+          <w:szCs w:val="28"/>
+        </w:rPr>
+      </w:pPr>
+      <w:r>
+        <w:rPr>
+          <w:rFonts w:ascii="Times New Roman" w:hAnsi="Times New Roman" w:cs="Times New Roman"/>
+          <w:sz w:val="28"/>
+          <w:szCs w:val="28"/>
         </w:rPr>
         <w:t xml:space="preserve">G-28, 2nd Floor, Sarvodaya Nagar, 1st </w:t>
       </w:r>
       <w:proofErr w:type="spellStart"/>
       <w:r>
         <w:rPr>
-          <w:rFonts w:ascii="Aptos" w:hAnsi="Aptos"/>
-          <w:sz w:val="24"/>
-          <w:szCs w:val="24"/>
+          <w:rFonts w:ascii="Times New Roman" w:hAnsi="Times New Roman" w:cs="Times New Roman"/>
+          <w:sz w:val="28"/>
+          <w:szCs w:val="28"/>
         </w:rPr>
         <w:t>Panjarapole</w:t>
       </w:r>
       <w:proofErr w:type="spellEnd"/>
       <w:r>
         <w:rPr>
-          <w:rFonts w:ascii="Aptos" w:hAnsi="Aptos"/>
-          <w:sz w:val="24"/>
-          <w:szCs w:val="24"/>
+          <w:rFonts w:ascii="Times New Roman" w:hAnsi="Times New Roman" w:cs="Times New Roman"/>
+          <w:sz w:val="28"/>
+          <w:szCs w:val="28"/>
         </w:rPr>
         <w:t xml:space="preserve"> Road, C.P. Tank, Mumbai 400004</w:t>
       </w:r>
@@ -138,34 +138,34 @@
       <w:pPr>
         <w:spacing w:after="160" w:line="259" w:lineRule="auto"/>
         <w:rPr>
-          <w:rFonts w:ascii="Aptos" w:hAnsi="Aptos"/>
-          <w:sz w:val="24"/>
-          <w:szCs w:val="24"/>
-        </w:rPr>
-      </w:pPr>
-      <w:r>
-        <w:rPr>
-          <w:rFonts w:ascii="Aptos" w:hAnsi="Aptos"/>
-          <w:sz w:val="24"/>
-          <w:szCs w:val="24"/>
+          <w:rFonts w:ascii="Times New Roman" w:hAnsi="Times New Roman" w:cs="Times New Roman"/>
+          <w:sz w:val="28"/>
+          <w:szCs w:val="28"/>
+        </w:rPr>
+      </w:pPr>
+      <w:r>
+        <w:rPr>
+          <w:rFonts w:ascii="Times New Roman" w:hAnsi="Times New Roman" w:cs="Times New Roman"/>
+          <w:sz w:val="28"/>
+          <w:szCs w:val="28"/>
         </w:rPr>
         <w:br/>
       </w:r>
       <w:r>
         <w:rPr>
-          <w:rFonts w:ascii="Aptos" w:hAnsi="Aptos"/>
-          <w:b/>
-          <w:bCs/>
-          <w:sz w:val="24"/>
-          <w:szCs w:val="24"/>
+          <w:rFonts w:ascii="Times New Roman" w:hAnsi="Times New Roman" w:cs="Times New Roman"/>
+          <w:b/>
+          <w:bCs/>
+          <w:sz w:val="28"/>
+          <w:szCs w:val="28"/>
         </w:rPr>
         <w:t>Delivery and Service Address (In-laws' residence):</w:t>
       </w:r>
       <w:r>
         <w:rPr>
-          <w:rFonts w:ascii="Aptos" w:hAnsi="Aptos"/>
-          <w:sz w:val="24"/>
-          <w:szCs w:val="24"/>
+          <w:rFonts w:ascii="Times New Roman" w:hAnsi="Times New Roman" w:cs="Times New Roman"/>
+          <w:sz w:val="28"/>
+          <w:szCs w:val="28"/>
         </w:rPr>
         <w:t xml:space="preserve"> </w:t>
       </w:r>
@@ -174,41 +174,41 @@
       <w:pPr>
         <w:spacing w:after="160" w:line="259" w:lineRule="auto"/>
         <w:rPr>
-          <w:rFonts w:ascii="Aptos" w:hAnsi="Aptos"/>
-          <w:sz w:val="24"/>
-          <w:szCs w:val="24"/>
-        </w:rPr>
-      </w:pPr>
-      <w:r>
-        <w:rPr>
-          <w:rFonts w:ascii="Aptos" w:hAnsi="Aptos"/>
-          <w:sz w:val="24"/>
-          <w:szCs w:val="24"/>
+          <w:rFonts w:ascii="Times New Roman" w:hAnsi="Times New Roman" w:cs="Times New Roman"/>
+          <w:sz w:val="28"/>
+          <w:szCs w:val="28"/>
+        </w:rPr>
+      </w:pPr>
+      <w:r>
+        <w:rPr>
+          <w:rFonts w:ascii="Times New Roman" w:hAnsi="Times New Roman" w:cs="Times New Roman"/>
+          <w:sz w:val="28"/>
+          <w:szCs w:val="28"/>
         </w:rPr>
         <w:t xml:space="preserve">Jigisha Shah, </w:t>
       </w:r>
       <w:r>
         <w:rPr>
-          <w:rFonts w:ascii="Aptos" w:hAnsi="Aptos"/>
-          <w:sz w:val="24"/>
-          <w:szCs w:val="24"/>
+          <w:rFonts w:ascii="Times New Roman" w:hAnsi="Times New Roman" w:cs="Times New Roman"/>
+          <w:sz w:val="28"/>
+          <w:szCs w:val="28"/>
         </w:rPr>
         <w:t>614 Indraprastha 1D, Jitendra Road, Opp Ashoka Hospital, Raheja Township, Malad East, Mumbai 400097</w:t>
       </w:r>
       <w:r>
         <w:rPr>
-          <w:rFonts w:ascii="Aptos" w:hAnsi="Aptos"/>
-          <w:sz w:val="24"/>
-          <w:szCs w:val="24"/>
+          <w:rFonts w:ascii="Times New Roman" w:hAnsi="Times New Roman" w:cs="Times New Roman"/>
+          <w:sz w:val="28"/>
+          <w:szCs w:val="28"/>
         </w:rPr>
         <w:br/>
         <w:t>Mobile: 9930203893 / 9969028110</w:t>
       </w:r>
       <w:r>
         <w:rPr>
-          <w:rFonts w:ascii="Aptos" w:hAnsi="Aptos"/>
-          <w:sz w:val="24"/>
-          <w:szCs w:val="24"/>
+          <w:rFonts w:ascii="Times New Roman" w:hAnsi="Times New Roman" w:cs="Times New Roman"/>
+          <w:sz w:val="28"/>
+          <w:szCs w:val="28"/>
         </w:rPr>
         <w:br/>
         <w:t xml:space="preserve">Email: </w:t>
@@ -217,9 +217,9 @@
         <w:r>
           <w:rPr>
             <w:rStyle w:val="Hyperlink"/>
-            <w:rFonts w:ascii="Aptos" w:hAnsi="Aptos"/>
-            <w:sz w:val="24"/>
-            <w:szCs w:val="24"/>
+            <w:rFonts w:ascii="Times New Roman" w:hAnsi="Times New Roman" w:cs="Times New Roman"/>
+            <w:sz w:val="28"/>
+            <w:szCs w:val="28"/>
           </w:rPr>
           <w:t>pratikshah83@gmail.com</w:t>
         </w:r>
@@ -229,18 +229,18 @@
       <w:pPr>
         <w:spacing w:after="160" w:line="259" w:lineRule="auto"/>
         <w:rPr>
-          <w:rFonts w:ascii="Aptos" w:hAnsi="Aptos"/>
-          <w:sz w:val="24"/>
-          <w:szCs w:val="24"/>
-        </w:rPr>
-      </w:pPr>
-      <w:r>
-        <w:rPr>
-          <w:rFonts w:ascii="Aptos" w:hAnsi="Aptos"/>
-          <w:b/>
-          <w:bCs/>
-          <w:sz w:val="24"/>
-          <w:szCs w:val="24"/>
+          <w:rFonts w:ascii="Times New Roman" w:hAnsi="Times New Roman" w:cs="Times New Roman"/>
+          <w:sz w:val="28"/>
+          <w:szCs w:val="28"/>
+        </w:rPr>
+      </w:pPr>
+      <w:r>
+        <w:rPr>
+          <w:rFonts w:ascii="Times New Roman" w:hAnsi="Times New Roman" w:cs="Times New Roman"/>
+          <w:b/>
+          <w:bCs/>
+          <w:sz w:val="28"/>
+          <w:szCs w:val="28"/>
         </w:rPr>
         <w:t>Opposite Parties:</w:t>
       </w:r>
@@ -253,66 +253,66 @@
         </w:numPr>
         <w:spacing w:after="160" w:line="259" w:lineRule="auto"/>
         <w:rPr>
-          <w:rFonts w:ascii="Aptos" w:hAnsi="Aptos"/>
-          <w:sz w:val="24"/>
-          <w:szCs w:val="24"/>
-        </w:rPr>
-      </w:pPr>
-      <w:r>
-        <w:rPr>
-          <w:rFonts w:ascii="Aptos" w:hAnsi="Aptos"/>
-          <w:b/>
-          <w:bCs/>
-          <w:sz w:val="24"/>
-          <w:szCs w:val="24"/>
+          <w:rFonts w:ascii="Times New Roman" w:hAnsi="Times New Roman" w:cs="Times New Roman"/>
+          <w:sz w:val="28"/>
+          <w:szCs w:val="28"/>
+        </w:rPr>
+      </w:pPr>
+      <w:r>
+        <w:rPr>
+          <w:rFonts w:ascii="Times New Roman" w:hAnsi="Times New Roman" w:cs="Times New Roman"/>
+          <w:b/>
+          <w:bCs/>
+          <w:sz w:val="28"/>
+          <w:szCs w:val="28"/>
         </w:rPr>
         <w:t xml:space="preserve">Hisense India </w:t>
       </w:r>
       <w:proofErr w:type="spellStart"/>
       <w:r>
         <w:rPr>
-          <w:rFonts w:ascii="Aptos" w:hAnsi="Aptos"/>
-          <w:b/>
-          <w:bCs/>
-          <w:sz w:val="24"/>
-          <w:szCs w:val="24"/>
+          <w:rFonts w:ascii="Times New Roman" w:hAnsi="Times New Roman" w:cs="Times New Roman"/>
+          <w:b/>
+          <w:bCs/>
+          <w:sz w:val="28"/>
+          <w:szCs w:val="28"/>
         </w:rPr>
         <w:t>Pvt.</w:t>
       </w:r>
       <w:proofErr w:type="spellEnd"/>
       <w:r>
         <w:rPr>
-          <w:rFonts w:ascii="Aptos" w:hAnsi="Aptos"/>
-          <w:b/>
-          <w:bCs/>
-          <w:sz w:val="24"/>
-          <w:szCs w:val="24"/>
+          <w:rFonts w:ascii="Times New Roman" w:hAnsi="Times New Roman" w:cs="Times New Roman"/>
+          <w:b/>
+          <w:bCs/>
+          <w:sz w:val="28"/>
+          <w:szCs w:val="28"/>
         </w:rPr>
         <w:t xml:space="preserve"> Ltd.</w:t>
       </w:r>
       <w:r>
         <w:rPr>
-          <w:rFonts w:ascii="Aptos" w:hAnsi="Aptos"/>
-          <w:sz w:val="24"/>
-          <w:szCs w:val="24"/>
+          <w:rFonts w:ascii="Times New Roman" w:hAnsi="Times New Roman" w:cs="Times New Roman"/>
+          <w:sz w:val="28"/>
+          <w:szCs w:val="28"/>
         </w:rPr>
         <w:br/>
         <w:t>21st Floor, Windsor Grand, Plot No. 1C, Sector 126, Noida, Uttar Pradesh 201313</w:t>
       </w:r>
       <w:r>
         <w:rPr>
-          <w:rFonts w:ascii="Aptos" w:hAnsi="Aptos"/>
-          <w:sz w:val="24"/>
-          <w:szCs w:val="24"/>
+          <w:rFonts w:ascii="Times New Roman" w:hAnsi="Times New Roman" w:cs="Times New Roman"/>
+          <w:sz w:val="28"/>
+          <w:szCs w:val="28"/>
         </w:rPr>
         <w:br/>
         <w:t>Phone: 1800 123 960 960</w:t>
       </w:r>
       <w:r>
         <w:rPr>
-          <w:rFonts w:ascii="Aptos" w:hAnsi="Aptos"/>
-          <w:sz w:val="24"/>
-          <w:szCs w:val="24"/>
+          <w:rFonts w:ascii="Times New Roman" w:hAnsi="Times New Roman" w:cs="Times New Roman"/>
+          <w:sz w:val="28"/>
+          <w:szCs w:val="28"/>
         </w:rPr>
         <w:br/>
         <w:t xml:space="preserve">Email: </w:t>
@@ -321,18 +321,18 @@
         <w:r>
           <w:rPr>
             <w:rStyle w:val="Hyperlink"/>
-            <w:rFonts w:ascii="Aptos" w:hAnsi="Aptos"/>
-            <w:sz w:val="24"/>
-            <w:szCs w:val="24"/>
+            <w:rFonts w:ascii="Times New Roman" w:hAnsi="Times New Roman" w:cs="Times New Roman"/>
+            <w:sz w:val="28"/>
+            <w:szCs w:val="28"/>
           </w:rPr>
           <w:t>tvindia@toshiba-visual.com</w:t>
         </w:r>
       </w:hyperlink>
       <w:r>
         <w:rPr>
-          <w:rFonts w:ascii="Aptos" w:hAnsi="Aptos"/>
-          <w:sz w:val="24"/>
-          <w:szCs w:val="24"/>
+          <w:rFonts w:ascii="Times New Roman" w:hAnsi="Times New Roman" w:cs="Times New Roman"/>
+          <w:sz w:val="28"/>
+          <w:szCs w:val="28"/>
         </w:rPr>
         <w:t xml:space="preserve"> / </w:t>
       </w:r>
@@ -340,18 +340,18 @@
         <w:r>
           <w:rPr>
             <w:rStyle w:val="Hyperlink"/>
-            <w:rFonts w:ascii="Aptos" w:hAnsi="Aptos"/>
-            <w:sz w:val="24"/>
-            <w:szCs w:val="24"/>
+            <w:rFonts w:ascii="Times New Roman" w:hAnsi="Times New Roman" w:cs="Times New Roman"/>
+            <w:sz w:val="28"/>
+            <w:szCs w:val="28"/>
           </w:rPr>
           <w:t>in.servicehead@hisense.com</w:t>
         </w:r>
       </w:hyperlink>
       <w:r>
         <w:rPr>
-          <w:rFonts w:ascii="Aptos" w:hAnsi="Aptos"/>
-          <w:sz w:val="24"/>
-          <w:szCs w:val="24"/>
+          <w:rFonts w:ascii="Times New Roman" w:hAnsi="Times New Roman" w:cs="Times New Roman"/>
+          <w:sz w:val="28"/>
+          <w:szCs w:val="28"/>
         </w:rPr>
         <w:t xml:space="preserve"> / </w:t>
       </w:r>
@@ -359,9 +359,9 @@
         <w:r>
           <w:rPr>
             <w:rStyle w:val="Hyperlink"/>
-            <w:rFonts w:ascii="Aptos" w:hAnsi="Aptos"/>
-            <w:sz w:val="24"/>
-            <w:szCs w:val="24"/>
+            <w:rFonts w:ascii="Times New Roman" w:hAnsi="Times New Roman" w:cs="Times New Roman"/>
+            <w:sz w:val="28"/>
+            <w:szCs w:val="28"/>
           </w:rPr>
           <w:t>india@hisense.com</w:t>
         </w:r>
@@ -375,66 +375,66 @@
         </w:numPr>
         <w:spacing w:after="160" w:line="259" w:lineRule="auto"/>
         <w:rPr>
-          <w:rFonts w:ascii="Aptos" w:hAnsi="Aptos"/>
-          <w:sz w:val="24"/>
-          <w:szCs w:val="24"/>
-        </w:rPr>
-      </w:pPr>
-      <w:r>
-        <w:rPr>
-          <w:rFonts w:ascii="Aptos" w:hAnsi="Aptos"/>
-          <w:b/>
-          <w:bCs/>
-          <w:sz w:val="24"/>
-          <w:szCs w:val="24"/>
+          <w:rFonts w:ascii="Times New Roman" w:hAnsi="Times New Roman" w:cs="Times New Roman"/>
+          <w:sz w:val="28"/>
+          <w:szCs w:val="28"/>
+        </w:rPr>
+      </w:pPr>
+      <w:r>
+        <w:rPr>
+          <w:rFonts w:ascii="Times New Roman" w:hAnsi="Times New Roman" w:cs="Times New Roman"/>
+          <w:b/>
+          <w:bCs/>
+          <w:sz w:val="28"/>
+          <w:szCs w:val="28"/>
         </w:rPr>
         <w:t xml:space="preserve">Toshiba India </w:t>
       </w:r>
       <w:proofErr w:type="spellStart"/>
       <w:r>
         <w:rPr>
-          <w:rFonts w:ascii="Aptos" w:hAnsi="Aptos"/>
-          <w:b/>
-          <w:bCs/>
-          <w:sz w:val="24"/>
-          <w:szCs w:val="24"/>
+          <w:rFonts w:ascii="Times New Roman" w:hAnsi="Times New Roman" w:cs="Times New Roman"/>
+          <w:b/>
+          <w:bCs/>
+          <w:sz w:val="28"/>
+          <w:szCs w:val="28"/>
         </w:rPr>
         <w:t>Pvt.</w:t>
       </w:r>
       <w:proofErr w:type="spellEnd"/>
       <w:r>
         <w:rPr>
-          <w:rFonts w:ascii="Aptos" w:hAnsi="Aptos"/>
-          <w:b/>
-          <w:bCs/>
-          <w:sz w:val="24"/>
-          <w:szCs w:val="24"/>
+          <w:rFonts w:ascii="Times New Roman" w:hAnsi="Times New Roman" w:cs="Times New Roman"/>
+          <w:b/>
+          <w:bCs/>
+          <w:sz w:val="28"/>
+          <w:szCs w:val="28"/>
         </w:rPr>
         <w:t xml:space="preserve"> Ltd.</w:t>
       </w:r>
       <w:r>
         <w:rPr>
-          <w:rFonts w:ascii="Aptos" w:hAnsi="Aptos"/>
-          <w:sz w:val="24"/>
-          <w:szCs w:val="24"/>
+          <w:rFonts w:ascii="Times New Roman" w:hAnsi="Times New Roman" w:cs="Times New Roman"/>
+          <w:sz w:val="28"/>
+          <w:szCs w:val="28"/>
         </w:rPr>
         <w:br/>
         <w:t>5th Floor, Tower D, DLF Cyber Greens, DLF Cyber City, Gurgaon – 122002 Haryana, India</w:t>
       </w:r>
       <w:r>
         <w:rPr>
-          <w:rFonts w:ascii="Aptos" w:hAnsi="Aptos"/>
-          <w:sz w:val="24"/>
-          <w:szCs w:val="24"/>
+          <w:rFonts w:ascii="Times New Roman" w:hAnsi="Times New Roman" w:cs="Times New Roman"/>
+          <w:sz w:val="28"/>
+          <w:szCs w:val="28"/>
         </w:rPr>
         <w:br/>
         <w:t>Phone: +91-124-499-6600</w:t>
       </w:r>
       <w:r>
         <w:rPr>
-          <w:rFonts w:ascii="Aptos" w:hAnsi="Aptos"/>
-          <w:sz w:val="24"/>
-          <w:szCs w:val="24"/>
+          <w:rFonts w:ascii="Times New Roman" w:hAnsi="Times New Roman" w:cs="Times New Roman"/>
+          <w:sz w:val="28"/>
+          <w:szCs w:val="28"/>
         </w:rPr>
         <w:br/>
         <w:t xml:space="preserve">Email: </w:t>
@@ -443,18 +443,18 @@
         <w:r>
           <w:rPr>
             <w:rStyle w:val="Hyperlink"/>
-            <w:rFonts w:ascii="Aptos" w:hAnsi="Aptos"/>
-            <w:sz w:val="24"/>
-            <w:szCs w:val="24"/>
+            <w:rFonts w:ascii="Times New Roman" w:hAnsi="Times New Roman" w:cs="Times New Roman"/>
+            <w:sz w:val="28"/>
+            <w:szCs w:val="28"/>
           </w:rPr>
           <w:t>contact@toshiba-india.com</w:t>
         </w:r>
       </w:hyperlink>
       <w:r>
         <w:rPr>
-          <w:rFonts w:ascii="Aptos" w:hAnsi="Aptos"/>
-          <w:sz w:val="24"/>
-          <w:szCs w:val="24"/>
+          <w:rFonts w:ascii="Times New Roman" w:hAnsi="Times New Roman" w:cs="Times New Roman"/>
+          <w:sz w:val="28"/>
+          <w:szCs w:val="28"/>
         </w:rPr>
         <w:br/>
         <w:t xml:space="preserve">(Note: Added with caveat – to determine exact liability given transfer of brand and manufacturing responsibilities to Hisense India </w:t>
@@ -462,18 +462,18 @@
       <w:proofErr w:type="spellStart"/>
       <w:r>
         <w:rPr>
-          <w:rFonts w:ascii="Aptos" w:hAnsi="Aptos"/>
-          <w:sz w:val="24"/>
-          <w:szCs w:val="24"/>
+          <w:rFonts w:ascii="Times New Roman" w:hAnsi="Times New Roman" w:cs="Times New Roman"/>
+          <w:sz w:val="28"/>
+          <w:szCs w:val="28"/>
         </w:rPr>
         <w:t>Pvt.</w:t>
       </w:r>
       <w:proofErr w:type="spellEnd"/>
       <w:r>
         <w:rPr>
-          <w:rFonts w:ascii="Aptos" w:hAnsi="Aptos"/>
-          <w:sz w:val="24"/>
-          <w:szCs w:val="24"/>
+          <w:rFonts w:ascii="Times New Roman" w:hAnsi="Times New Roman" w:cs="Times New Roman"/>
+          <w:sz w:val="28"/>
+          <w:szCs w:val="28"/>
         </w:rPr>
         <w:t xml:space="preserve"> Ltd.)</w:t>
       </w:r>
@@ -486,26 +486,26 @@
         </w:numPr>
         <w:spacing w:after="160" w:line="259" w:lineRule="auto"/>
         <w:rPr>
-          <w:rFonts w:ascii="Aptos" w:hAnsi="Aptos"/>
-          <w:sz w:val="24"/>
-          <w:szCs w:val="24"/>
-        </w:rPr>
-      </w:pPr>
-      <w:r>
-        <w:rPr>
-          <w:rFonts w:ascii="Aptos" w:hAnsi="Aptos"/>
+          <w:rFonts w:ascii="Times New Roman" w:hAnsi="Times New Roman" w:cs="Times New Roman"/>
+          <w:sz w:val="28"/>
+          <w:szCs w:val="28"/>
+        </w:rPr>
+      </w:pPr>
+      <w:r>
+        <w:rPr>
+          <w:rFonts w:ascii="Times New Roman" w:hAnsi="Times New Roman" w:cs="Times New Roman"/>
           <w:noProof/>
-          <w:sz w:val="24"/>
-          <w:szCs w:val="24"/>
+          <w:sz w:val="28"/>
+          <w:szCs w:val="28"/>
         </w:rPr>
         <w:drawing>
-          <wp:anchor distT="0" distB="0" distL="114300" distR="114300" simplePos="0" relativeHeight="251657216" behindDoc="0" locked="0" layoutInCell="1" allowOverlap="1" wp14:anchorId="767EC49C" wp14:editId="6F9590DC">
+          <wp:anchor distT="0" distB="0" distL="114300" distR="114300" simplePos="0" relativeHeight="251657216" behindDoc="0" locked="0" layoutInCell="1" allowOverlap="1" wp14:anchorId="767EC49C" wp14:editId="69E72FC2">
             <wp:simplePos x="0" y="0"/>
             <wp:positionH relativeFrom="column">
-              <wp:posOffset>4991100</wp:posOffset>
+              <wp:posOffset>3148273</wp:posOffset>
             </wp:positionH>
             <wp:positionV relativeFrom="paragraph">
-              <wp:posOffset>1016000</wp:posOffset>
+              <wp:posOffset>1575122</wp:posOffset>
             </wp:positionV>
             <wp:extent cx="981075" cy="704850"/>
             <wp:effectExtent l="0" t="0" r="9525" b="0"/>
@@ -563,72 +563,72 @@
       </w:r>
       <w:r>
         <w:rPr>
-          <w:rFonts w:ascii="Aptos" w:hAnsi="Aptos"/>
-          <w:b/>
-          <w:bCs/>
-          <w:sz w:val="24"/>
-          <w:szCs w:val="24"/>
+          <w:rFonts w:ascii="Times New Roman" w:hAnsi="Times New Roman" w:cs="Times New Roman"/>
+          <w:b/>
+          <w:bCs/>
+          <w:sz w:val="28"/>
+          <w:szCs w:val="28"/>
         </w:rPr>
         <w:t xml:space="preserve">Toshiba Authorized Service </w:t>
       </w:r>
       <w:proofErr w:type="spellStart"/>
       <w:r>
         <w:rPr>
-          <w:rFonts w:ascii="Aptos" w:hAnsi="Aptos"/>
-          <w:b/>
-          <w:bCs/>
-          <w:sz w:val="24"/>
-          <w:szCs w:val="24"/>
+          <w:rFonts w:ascii="Times New Roman" w:hAnsi="Times New Roman" w:cs="Times New Roman"/>
+          <w:b/>
+          <w:bCs/>
+          <w:sz w:val="28"/>
+          <w:szCs w:val="28"/>
         </w:rPr>
         <w:t>Center</w:t>
       </w:r>
       <w:proofErr w:type="spellEnd"/>
       <w:r>
         <w:rPr>
-          <w:rFonts w:ascii="Aptos" w:hAnsi="Aptos"/>
-          <w:b/>
-          <w:bCs/>
-          <w:sz w:val="24"/>
-          <w:szCs w:val="24"/>
+          <w:rFonts w:ascii="Times New Roman" w:hAnsi="Times New Roman" w:cs="Times New Roman"/>
+          <w:b/>
+          <w:bCs/>
+          <w:sz w:val="28"/>
+          <w:szCs w:val="28"/>
         </w:rPr>
         <w:t xml:space="preserve"> (Reliance </w:t>
       </w:r>
       <w:proofErr w:type="spellStart"/>
       <w:r>
         <w:rPr>
-          <w:rFonts w:ascii="Aptos" w:hAnsi="Aptos"/>
-          <w:b/>
-          <w:bCs/>
-          <w:sz w:val="24"/>
-          <w:szCs w:val="24"/>
+          <w:rFonts w:ascii="Times New Roman" w:hAnsi="Times New Roman" w:cs="Times New Roman"/>
+          <w:b/>
+          <w:bCs/>
+          <w:sz w:val="28"/>
+          <w:szCs w:val="28"/>
         </w:rPr>
         <w:t>ResQ</w:t>
       </w:r>
       <w:proofErr w:type="spellEnd"/>
       <w:r>
         <w:rPr>
-          <w:rFonts w:ascii="Aptos" w:hAnsi="Aptos"/>
-          <w:b/>
-          <w:bCs/>
-          <w:sz w:val="24"/>
-          <w:szCs w:val="24"/>
+          <w:rFonts w:ascii="Times New Roman" w:hAnsi="Times New Roman" w:cs="Times New Roman"/>
+          <w:b/>
+          <w:bCs/>
+          <w:sz w:val="28"/>
+          <w:szCs w:val="28"/>
         </w:rPr>
         <w:t xml:space="preserve"> – Synergy Electronics)</w:t>
       </w:r>
       <w:r>
         <w:rPr>
-          <w:rFonts w:ascii="Aptos" w:hAnsi="Aptos"/>
-          <w:sz w:val="24"/>
-          <w:szCs w:val="24"/>
+          <w:rFonts w:ascii="Times New Roman" w:hAnsi="Times New Roman" w:cs="Times New Roman"/>
+          <w:sz w:val="28"/>
+          <w:szCs w:val="28"/>
         </w:rPr>
         <w:br/>
         <w:t>Shop No. 22 &amp; 23, Building No. D-1, Satellite Garden, General Arun Kumar Vaidya Marg, Phase-II, Azad Nagar, Goregaon, Mumbai, Maharashtra 400063</w:t>
       </w:r>
       <w:r>
         <w:rPr>
-          <w:rFonts w:ascii="Aptos" w:hAnsi="Aptos"/>
-          <w:sz w:val="24"/>
-          <w:szCs w:val="24"/>
+          <w:rFonts w:ascii="Times New Roman" w:hAnsi="Times New Roman" w:cs="Times New Roman"/>
+          <w:sz w:val="28"/>
+          <w:szCs w:val="28"/>
         </w:rPr>
         <w:br/>
         <w:t>Phone: 08080992233</w:t>
@@ -641,31 +641,32 @@
           <w:numId w:val="9"/>
         </w:numPr>
         <w:rPr>
-          <w:rFonts w:ascii="Aptos" w:hAnsi="Aptos" w:cs="Times New Roman"/>
-          <w:sz w:val="24"/>
-          <w:szCs w:val="24"/>
+          <w:rFonts w:ascii="Times New Roman" w:hAnsi="Times New Roman" w:cs="Times New Roman"/>
+          <w:sz w:val="28"/>
+          <w:szCs w:val="28"/>
           <w:lang w:bidi="mr-IN"/>
         </w:rPr>
       </w:pPr>
       <w:r>
         <w:rPr>
-          <w:rFonts w:ascii="Aptos" w:hAnsi="Aptos" w:cs="Times New Roman"/>
-          <w:b/>
-          <w:bCs/>
-          <w:sz w:val="24"/>
-          <w:szCs w:val="24"/>
+          <w:rFonts w:ascii="Times New Roman" w:hAnsi="Times New Roman" w:cs="Times New Roman"/>
+          <w:b/>
+          <w:bCs/>
+          <w:sz w:val="28"/>
+          <w:szCs w:val="28"/>
           <w:lang w:bidi="mr-IN"/>
         </w:rPr>
+        <w:lastRenderedPageBreak/>
         <w:t xml:space="preserve">Amazon Seller Services </w:t>
       </w:r>
       <w:proofErr w:type="spellStart"/>
       <w:r>
         <w:rPr>
-          <w:rFonts w:ascii="Aptos" w:hAnsi="Aptos" w:cs="Times New Roman"/>
-          <w:b/>
-          <w:bCs/>
-          <w:sz w:val="24"/>
-          <w:szCs w:val="24"/>
+          <w:rFonts w:ascii="Times New Roman" w:hAnsi="Times New Roman" w:cs="Times New Roman"/>
+          <w:b/>
+          <w:bCs/>
+          <w:sz w:val="28"/>
+          <w:szCs w:val="28"/>
           <w:lang w:bidi="mr-IN"/>
         </w:rPr>
         <w:t>Pvt.</w:t>
@@ -673,60 +674,50 @@
       <w:proofErr w:type="spellEnd"/>
       <w:r>
         <w:rPr>
-          <w:rFonts w:ascii="Aptos" w:hAnsi="Aptos" w:cs="Times New Roman"/>
-          <w:b/>
-          <w:bCs/>
-          <w:sz w:val="24"/>
-          <w:szCs w:val="24"/>
+          <w:rFonts w:ascii="Times New Roman" w:hAnsi="Times New Roman" w:cs="Times New Roman"/>
+          <w:b/>
+          <w:bCs/>
+          <w:sz w:val="28"/>
+          <w:szCs w:val="28"/>
           <w:lang w:bidi="mr-IN"/>
         </w:rPr>
         <w:t xml:space="preserve"> Ltd.</w:t>
       </w:r>
       <w:r>
         <w:rPr>
-          <w:rFonts w:ascii="Aptos" w:hAnsi="Aptos" w:cs="Times New Roman"/>
-          <w:sz w:val="24"/>
-          <w:szCs w:val="24"/>
+          <w:rFonts w:ascii="Times New Roman" w:hAnsi="Times New Roman" w:cs="Times New Roman"/>
+          <w:sz w:val="28"/>
+          <w:szCs w:val="28"/>
           <w:lang w:bidi="mr-IN"/>
         </w:rPr>
         <w:t xml:space="preserve"> </w:t>
       </w:r>
       <w:r>
         <w:rPr>
-          <w:rFonts w:ascii="Aptos" w:hAnsi="Aptos" w:cs="Times New Roman"/>
+          <w:rFonts w:ascii="Times New Roman" w:hAnsi="Times New Roman" w:cs="Times New Roman"/>
           <w:i/>
           <w:iCs/>
-          <w:sz w:val="24"/>
-          <w:szCs w:val="24"/>
+          <w:sz w:val="28"/>
+          <w:szCs w:val="28"/>
           <w:lang w:bidi="mr-IN"/>
         </w:rPr>
         <w:t>(Party included for completeness, though they are cooperating)</w:t>
       </w:r>
       <w:r>
         <w:rPr>
-          <w:rFonts w:ascii="Aptos" w:hAnsi="Aptos" w:cs="Times New Roman"/>
-          <w:sz w:val="24"/>
-          <w:szCs w:val="24"/>
+          <w:rFonts w:ascii="Times New Roman" w:hAnsi="Times New Roman" w:cs="Times New Roman"/>
+          <w:sz w:val="28"/>
+          <w:szCs w:val="28"/>
           <w:lang w:bidi="mr-IN"/>
         </w:rPr>
         <w:br/>
-        <w:t xml:space="preserve">Registered Office: 8th Floor, Brigade Gateway, 26/1 Dr. </w:t>
-      </w:r>
-      <w:r>
-        <w:rPr>
-          <w:rFonts w:ascii="Aptos" w:hAnsi="Aptos" w:cs="Times New Roman"/>
-          <w:sz w:val="24"/>
-          <w:szCs w:val="24"/>
-          <w:lang w:bidi="mr-IN"/>
-        </w:rPr>
-        <w:lastRenderedPageBreak/>
-        <w:t>Rajkumar Road, Bangalore – 560055</w:t>
-      </w:r>
-      <w:r>
-        <w:rPr>
-          <w:rFonts w:ascii="Aptos" w:hAnsi="Aptos" w:cs="Times New Roman"/>
-          <w:sz w:val="24"/>
-          <w:szCs w:val="24"/>
+        <w:t>Registered Office: 8th Floor, Brigade Gateway, 26/1 Dr. Rajkumar Road, Bangalore – 560055</w:t>
+      </w:r>
+      <w:r>
+        <w:rPr>
+          <w:rFonts w:ascii="Times New Roman" w:hAnsi="Times New Roman" w:cs="Times New Roman"/>
+          <w:sz w:val="28"/>
+          <w:szCs w:val="28"/>
           <w:lang w:bidi="mr-IN"/>
         </w:rPr>
         <w:br/>
@@ -738,18 +729,18 @@
         <w:spacing w:after="160" w:line="259" w:lineRule="auto"/>
         <w:ind w:left="720"/>
         <w:rPr>
-          <w:rFonts w:ascii="Aptos" w:hAnsi="Aptos"/>
-          <w:sz w:val="24"/>
-          <w:szCs w:val="24"/>
+          <w:rFonts w:ascii="Times New Roman" w:hAnsi="Times New Roman" w:cs="Times New Roman"/>
+          <w:sz w:val="28"/>
+          <w:szCs w:val="28"/>
         </w:rPr>
       </w:pPr>
     </w:p>
     <w:p>
       <w:pPr>
         <w:rPr>
-          <w:rFonts w:ascii="Aptos" w:hAnsi="Aptos"/>
-          <w:sz w:val="24"/>
-          <w:szCs w:val="24"/>
+          <w:rFonts w:ascii="Times New Roman" w:hAnsi="Times New Roman" w:cs="Times New Roman"/>
+          <w:sz w:val="28"/>
+          <w:szCs w:val="28"/>
         </w:rPr>
       </w:pPr>
     </w:p>
@@ -757,16 +748,16 @@
       <w:pPr>
         <w:spacing w:after="160" w:line="259" w:lineRule="auto"/>
         <w:rPr>
-          <w:rFonts w:ascii="Aptos" w:hAnsi="Aptos"/>
-          <w:sz w:val="24"/>
-          <w:szCs w:val="24"/>
-        </w:rPr>
-      </w:pPr>
-      <w:r>
-        <w:rPr>
-          <w:rFonts w:ascii="Aptos" w:hAnsi="Aptos"/>
-          <w:sz w:val="24"/>
-          <w:szCs w:val="24"/>
+          <w:rFonts w:ascii="Times New Roman" w:hAnsi="Times New Roman" w:cs="Times New Roman"/>
+          <w:sz w:val="28"/>
+          <w:szCs w:val="28"/>
+        </w:rPr>
+      </w:pPr>
+      <w:r>
+        <w:rPr>
+          <w:rFonts w:ascii="Times New Roman" w:hAnsi="Times New Roman" w:cs="Times New Roman"/>
+          <w:sz w:val="28"/>
+          <w:szCs w:val="28"/>
         </w:rPr>
         <w:t>That the addresses of the Complainant and Opponent mentioned above are true and correct for the services of summons/notice by this Hon’ble Commission.</w:t>
       </w:r>
@@ -775,20 +766,20 @@
       <w:pPr>
         <w:spacing w:after="160" w:line="259" w:lineRule="auto"/>
         <w:rPr>
-          <w:rFonts w:ascii="Aptos" w:hAnsi="Aptos"/>
-          <w:sz w:val="24"/>
-          <w:szCs w:val="24"/>
-        </w:rPr>
-      </w:pPr>
-      <w:r>
-        <w:rPr>
-          <w:rFonts w:ascii="Aptos" w:hAnsi="Aptos"/>
+          <w:rFonts w:ascii="Times New Roman" w:hAnsi="Times New Roman" w:cs="Times New Roman"/>
+          <w:sz w:val="28"/>
+          <w:szCs w:val="28"/>
+        </w:rPr>
+      </w:pPr>
+      <w:r>
+        <w:rPr>
+          <w:rFonts w:ascii="Times New Roman" w:hAnsi="Times New Roman" w:cs="Times New Roman"/>
           <w:noProof/>
-          <w:sz w:val="24"/>
-          <w:szCs w:val="24"/>
+          <w:sz w:val="28"/>
+          <w:szCs w:val="28"/>
         </w:rPr>
         <w:drawing>
-          <wp:anchor distT="0" distB="0" distL="114300" distR="114300" simplePos="0" relativeHeight="251660288" behindDoc="0" locked="0" layoutInCell="1" allowOverlap="1" wp14:anchorId="31AF052A" wp14:editId="627C73E0">
+          <wp:anchor distT="0" distB="0" distL="114300" distR="114300" simplePos="0" relativeHeight="251658240" behindDoc="0" locked="0" layoutInCell="1" allowOverlap="1" wp14:anchorId="31AF052A" wp14:editId="627C73E0">
             <wp:simplePos x="0" y="0"/>
             <wp:positionH relativeFrom="column">
               <wp:posOffset>3324225</wp:posOffset>
@@ -856,30 +847,30 @@
         <w:spacing w:after="0" w:line="360" w:lineRule="auto"/>
         <w:jc w:val="both"/>
         <w:rPr>
-          <w:rFonts w:ascii="Aptos" w:hAnsi="Aptos"/>
-          <w:b/>
-          <w:bCs/>
-          <w:sz w:val="24"/>
-          <w:szCs w:val="24"/>
-        </w:rPr>
-      </w:pPr>
-      <w:r>
-        <w:rPr>
-          <w:rFonts w:ascii="Aptos" w:hAnsi="Aptos"/>
-          <w:b/>
-          <w:bCs/>
-          <w:sz w:val="24"/>
-          <w:szCs w:val="24"/>
+          <w:rFonts w:ascii="Times New Roman" w:hAnsi="Times New Roman" w:cs="Times New Roman"/>
+          <w:b/>
+          <w:bCs/>
+          <w:sz w:val="28"/>
+          <w:szCs w:val="28"/>
+        </w:rPr>
+      </w:pPr>
+      <w:r>
+        <w:rPr>
+          <w:rFonts w:ascii="Times New Roman" w:hAnsi="Times New Roman" w:cs="Times New Roman"/>
+          <w:b/>
+          <w:bCs/>
+          <w:sz w:val="28"/>
+          <w:szCs w:val="28"/>
         </w:rPr>
         <w:t>Mumba</w:t>
       </w:r>
       <w:r>
         <w:rPr>
-          <w:rFonts w:ascii="Aptos" w:hAnsi="Aptos"/>
-          <w:b/>
-          <w:bCs/>
-          <w:sz w:val="24"/>
-          <w:szCs w:val="24"/>
+          <w:rFonts w:ascii="Times New Roman" w:hAnsi="Times New Roman" w:cs="Times New Roman"/>
+          <w:b/>
+          <w:bCs/>
+          <w:sz w:val="28"/>
+          <w:szCs w:val="28"/>
         </w:rPr>
         <w:t>i</w:t>
       </w:r>
@@ -888,295 +879,295 @@
       <w:pPr>
         <w:spacing w:after="0" w:line="360" w:lineRule="auto"/>
         <w:rPr>
-          <w:rFonts w:ascii="Aptos" w:hAnsi="Aptos"/>
-          <w:b/>
-          <w:bCs/>
-          <w:sz w:val="24"/>
-          <w:szCs w:val="24"/>
-        </w:rPr>
-      </w:pPr>
-      <w:r>
-        <w:rPr>
-          <w:rFonts w:ascii="Aptos" w:hAnsi="Aptos"/>
-          <w:b/>
-          <w:bCs/>
-          <w:sz w:val="24"/>
-          <w:szCs w:val="24"/>
+          <w:rFonts w:ascii="Times New Roman" w:hAnsi="Times New Roman" w:cs="Times New Roman"/>
+          <w:b/>
+          <w:bCs/>
+          <w:sz w:val="28"/>
+          <w:szCs w:val="28"/>
+        </w:rPr>
+      </w:pPr>
+      <w:r>
+        <w:rPr>
+          <w:rFonts w:ascii="Times New Roman" w:hAnsi="Times New Roman" w:cs="Times New Roman"/>
+          <w:b/>
+          <w:bCs/>
+          <w:sz w:val="28"/>
+          <w:szCs w:val="28"/>
         </w:rPr>
         <w:t xml:space="preserve">Date   </w:t>
       </w:r>
       <w:proofErr w:type="gramStart"/>
       <w:r>
         <w:rPr>
-          <w:rFonts w:ascii="Aptos" w:hAnsi="Aptos"/>
-          <w:b/>
-          <w:bCs/>
-          <w:sz w:val="24"/>
-          <w:szCs w:val="24"/>
+          <w:rFonts w:ascii="Times New Roman" w:hAnsi="Times New Roman" w:cs="Times New Roman"/>
+          <w:b/>
+          <w:bCs/>
+          <w:sz w:val="28"/>
+          <w:szCs w:val="28"/>
         </w:rPr>
         <w:t>-</w:t>
       </w:r>
       <w:r>
         <w:rPr>
-          <w:rFonts w:ascii="Aptos" w:hAnsi="Aptos"/>
-          <w:b/>
-          <w:bCs/>
-          <w:sz w:val="24"/>
-          <w:szCs w:val="24"/>
+          <w:rFonts w:ascii="Times New Roman" w:hAnsi="Times New Roman" w:cs="Times New Roman"/>
+          <w:b/>
+          <w:bCs/>
+          <w:sz w:val="28"/>
+          <w:szCs w:val="28"/>
         </w:rPr>
         <w:t xml:space="preserve">  </w:t>
       </w:r>
       <w:r>
         <w:rPr>
-          <w:rFonts w:ascii="Aptos" w:hAnsi="Aptos"/>
-          <w:b/>
-          <w:bCs/>
-          <w:sz w:val="24"/>
-          <w:szCs w:val="24"/>
+          <w:rFonts w:ascii="Times New Roman" w:hAnsi="Times New Roman" w:cs="Times New Roman"/>
+          <w:b/>
+          <w:bCs/>
+          <w:sz w:val="28"/>
+          <w:szCs w:val="28"/>
         </w:rPr>
         <w:t>16</w:t>
       </w:r>
       <w:proofErr w:type="gramEnd"/>
       <w:r>
         <w:rPr>
-          <w:rFonts w:ascii="Aptos" w:hAnsi="Aptos"/>
-          <w:b/>
-          <w:bCs/>
-          <w:sz w:val="24"/>
-          <w:szCs w:val="24"/>
+          <w:rFonts w:ascii="Times New Roman" w:hAnsi="Times New Roman" w:cs="Times New Roman"/>
+          <w:b/>
+          <w:bCs/>
+          <w:sz w:val="28"/>
+          <w:szCs w:val="28"/>
         </w:rPr>
         <w:t xml:space="preserve"> April </w:t>
       </w:r>
       <w:proofErr w:type="gramStart"/>
       <w:r>
         <w:rPr>
-          <w:rFonts w:ascii="Aptos" w:hAnsi="Aptos"/>
-          <w:b/>
-          <w:bCs/>
-          <w:sz w:val="24"/>
-          <w:szCs w:val="24"/>
+          <w:rFonts w:ascii="Times New Roman" w:hAnsi="Times New Roman" w:cs="Times New Roman"/>
+          <w:b/>
+          <w:bCs/>
+          <w:sz w:val="28"/>
+          <w:szCs w:val="28"/>
         </w:rPr>
         <w:t>2025</w:t>
       </w:r>
       <w:r>
         <w:rPr>
-          <w:rFonts w:ascii="Aptos" w:hAnsi="Aptos"/>
-          <w:b/>
-          <w:bCs/>
-          <w:sz w:val="24"/>
-          <w:szCs w:val="24"/>
+          <w:rFonts w:ascii="Times New Roman" w:hAnsi="Times New Roman" w:cs="Times New Roman"/>
+          <w:b/>
+          <w:bCs/>
+          <w:sz w:val="28"/>
+          <w:szCs w:val="28"/>
         </w:rPr>
         <w:t xml:space="preserve">  </w:t>
       </w:r>
       <w:r>
         <w:rPr>
-          <w:rFonts w:ascii="Aptos" w:hAnsi="Aptos"/>
-          <w:b/>
-          <w:bCs/>
-          <w:sz w:val="24"/>
-          <w:szCs w:val="24"/>
+          <w:rFonts w:ascii="Times New Roman" w:hAnsi="Times New Roman" w:cs="Times New Roman"/>
+          <w:b/>
+          <w:bCs/>
+          <w:sz w:val="28"/>
+          <w:szCs w:val="28"/>
         </w:rPr>
         <w:tab/>
       </w:r>
       <w:proofErr w:type="gramEnd"/>
       <w:r>
         <w:rPr>
-          <w:rFonts w:ascii="Aptos" w:hAnsi="Aptos"/>
-          <w:b/>
-          <w:bCs/>
-          <w:sz w:val="24"/>
-          <w:szCs w:val="24"/>
+          <w:rFonts w:ascii="Times New Roman" w:hAnsi="Times New Roman" w:cs="Times New Roman"/>
+          <w:b/>
+          <w:bCs/>
+          <w:sz w:val="28"/>
+          <w:szCs w:val="28"/>
         </w:rPr>
         <w:tab/>
       </w:r>
       <w:r>
         <w:rPr>
-          <w:rFonts w:ascii="Aptos" w:hAnsi="Aptos"/>
-          <w:b/>
-          <w:bCs/>
-          <w:sz w:val="24"/>
-          <w:szCs w:val="24"/>
+          <w:rFonts w:ascii="Times New Roman" w:hAnsi="Times New Roman" w:cs="Times New Roman"/>
+          <w:b/>
+          <w:bCs/>
+          <w:sz w:val="28"/>
+          <w:szCs w:val="28"/>
         </w:rPr>
         <w:tab/>
         <w:t>Pratik Shah - Complainant</w:t>
       </w:r>
       <w:r>
         <w:rPr>
-          <w:rFonts w:ascii="Aptos" w:hAnsi="Aptos"/>
-          <w:b/>
-          <w:bCs/>
-          <w:sz w:val="24"/>
-          <w:szCs w:val="24"/>
+          <w:rFonts w:ascii="Times New Roman" w:hAnsi="Times New Roman" w:cs="Times New Roman"/>
+          <w:b/>
+          <w:bCs/>
+          <w:sz w:val="28"/>
+          <w:szCs w:val="28"/>
         </w:rPr>
         <w:t xml:space="preserve">                                                        </w:t>
       </w:r>
       <w:r>
         <w:rPr>
-          <w:rFonts w:ascii="Aptos" w:hAnsi="Aptos"/>
-          <w:b/>
-          <w:bCs/>
-          <w:sz w:val="24"/>
-          <w:szCs w:val="24"/>
+          <w:rFonts w:ascii="Times New Roman" w:hAnsi="Times New Roman" w:cs="Times New Roman"/>
+          <w:b/>
+          <w:bCs/>
+          <w:sz w:val="28"/>
+          <w:szCs w:val="28"/>
         </w:rPr>
         <w:tab/>
       </w:r>
       <w:r>
         <w:rPr>
-          <w:rFonts w:ascii="Aptos" w:hAnsi="Aptos"/>
-          <w:b/>
-          <w:bCs/>
-          <w:sz w:val="24"/>
-          <w:szCs w:val="24"/>
+          <w:rFonts w:ascii="Times New Roman" w:hAnsi="Times New Roman" w:cs="Times New Roman"/>
+          <w:b/>
+          <w:bCs/>
+          <w:sz w:val="28"/>
+          <w:szCs w:val="28"/>
         </w:rPr>
         <w:tab/>
       </w:r>
       <w:r>
         <w:rPr>
-          <w:rFonts w:ascii="Aptos" w:hAnsi="Aptos"/>
-          <w:b/>
-          <w:bCs/>
-          <w:sz w:val="24"/>
-          <w:szCs w:val="24"/>
+          <w:rFonts w:ascii="Times New Roman" w:hAnsi="Times New Roman" w:cs="Times New Roman"/>
+          <w:b/>
+          <w:bCs/>
+          <w:sz w:val="28"/>
+          <w:szCs w:val="28"/>
         </w:rPr>
         <w:tab/>
       </w:r>
       <w:r>
         <w:rPr>
-          <w:rFonts w:ascii="Aptos" w:hAnsi="Aptos"/>
-          <w:b/>
-          <w:bCs/>
-          <w:sz w:val="24"/>
-          <w:szCs w:val="24"/>
+          <w:rFonts w:ascii="Times New Roman" w:hAnsi="Times New Roman" w:cs="Times New Roman"/>
+          <w:b/>
+          <w:bCs/>
+          <w:sz w:val="28"/>
+          <w:szCs w:val="28"/>
         </w:rPr>
         <w:tab/>
       </w:r>
       <w:r>
         <w:rPr>
-          <w:rFonts w:ascii="Aptos" w:hAnsi="Aptos"/>
-          <w:b/>
-          <w:bCs/>
-          <w:sz w:val="24"/>
-          <w:szCs w:val="24"/>
+          <w:rFonts w:ascii="Times New Roman" w:hAnsi="Times New Roman" w:cs="Times New Roman"/>
+          <w:b/>
+          <w:bCs/>
+          <w:sz w:val="28"/>
+          <w:szCs w:val="28"/>
         </w:rPr>
         <w:tab/>
       </w:r>
       <w:r>
         <w:rPr>
-          <w:rFonts w:ascii="Aptos" w:hAnsi="Aptos"/>
-          <w:b/>
-          <w:bCs/>
-          <w:sz w:val="24"/>
-          <w:szCs w:val="24"/>
+          <w:rFonts w:ascii="Times New Roman" w:hAnsi="Times New Roman" w:cs="Times New Roman"/>
+          <w:b/>
+          <w:bCs/>
+          <w:sz w:val="28"/>
+          <w:szCs w:val="28"/>
         </w:rPr>
         <w:tab/>
       </w:r>
       <w:r>
         <w:rPr>
-          <w:rFonts w:ascii="Aptos" w:hAnsi="Aptos"/>
-          <w:b/>
-          <w:bCs/>
-          <w:sz w:val="24"/>
-          <w:szCs w:val="24"/>
+          <w:rFonts w:ascii="Times New Roman" w:hAnsi="Times New Roman" w:cs="Times New Roman"/>
+          <w:b/>
+          <w:bCs/>
+          <w:sz w:val="28"/>
+          <w:szCs w:val="28"/>
         </w:rPr>
         <w:tab/>
       </w:r>
       <w:r>
         <w:rPr>
-          <w:rFonts w:ascii="Aptos" w:hAnsi="Aptos"/>
-          <w:b/>
-          <w:bCs/>
-          <w:sz w:val="24"/>
-          <w:szCs w:val="24"/>
+          <w:rFonts w:ascii="Times New Roman" w:hAnsi="Times New Roman" w:cs="Times New Roman"/>
+          <w:b/>
+          <w:bCs/>
+          <w:sz w:val="28"/>
+          <w:szCs w:val="28"/>
         </w:rPr>
         <w:tab/>
       </w:r>
       <w:r>
         <w:rPr>
-          <w:rFonts w:ascii="Aptos" w:hAnsi="Aptos"/>
-          <w:b/>
-          <w:bCs/>
-          <w:sz w:val="24"/>
-          <w:szCs w:val="24"/>
+          <w:rFonts w:ascii="Times New Roman" w:hAnsi="Times New Roman" w:cs="Times New Roman"/>
+          <w:b/>
+          <w:bCs/>
+          <w:sz w:val="28"/>
+          <w:szCs w:val="28"/>
         </w:rPr>
         <w:tab/>
       </w:r>
       <w:r>
         <w:rPr>
-          <w:rFonts w:ascii="Aptos" w:hAnsi="Aptos"/>
-          <w:b/>
-          <w:bCs/>
-          <w:sz w:val="24"/>
-          <w:szCs w:val="24"/>
+          <w:rFonts w:ascii="Times New Roman" w:hAnsi="Times New Roman" w:cs="Times New Roman"/>
+          <w:b/>
+          <w:bCs/>
+          <w:sz w:val="28"/>
+          <w:szCs w:val="28"/>
         </w:rPr>
         <w:tab/>
       </w:r>
       <w:r>
         <w:rPr>
-          <w:rFonts w:ascii="Aptos" w:hAnsi="Aptos"/>
-          <w:b/>
-          <w:bCs/>
-          <w:sz w:val="24"/>
-          <w:szCs w:val="24"/>
+          <w:rFonts w:ascii="Times New Roman" w:hAnsi="Times New Roman" w:cs="Times New Roman"/>
+          <w:b/>
+          <w:bCs/>
+          <w:sz w:val="28"/>
+          <w:szCs w:val="28"/>
         </w:rPr>
         <w:tab/>
       </w:r>
       <w:r>
         <w:rPr>
-          <w:rFonts w:ascii="Aptos" w:hAnsi="Aptos"/>
-          <w:b/>
-          <w:bCs/>
-          <w:sz w:val="24"/>
-          <w:szCs w:val="24"/>
+          <w:rFonts w:ascii="Times New Roman" w:hAnsi="Times New Roman" w:cs="Times New Roman"/>
+          <w:b/>
+          <w:bCs/>
+          <w:sz w:val="28"/>
+          <w:szCs w:val="28"/>
         </w:rPr>
         <w:tab/>
       </w:r>
       <w:r>
         <w:rPr>
-          <w:rFonts w:ascii="Aptos" w:hAnsi="Aptos"/>
-          <w:b/>
-          <w:bCs/>
-          <w:sz w:val="24"/>
-          <w:szCs w:val="24"/>
+          <w:rFonts w:ascii="Times New Roman" w:hAnsi="Times New Roman" w:cs="Times New Roman"/>
+          <w:b/>
+          <w:bCs/>
+          <w:sz w:val="28"/>
+          <w:szCs w:val="28"/>
         </w:rPr>
         <w:tab/>
       </w:r>
       <w:r>
         <w:rPr>
-          <w:rFonts w:ascii="Aptos" w:hAnsi="Aptos"/>
-          <w:b/>
-          <w:bCs/>
-          <w:sz w:val="24"/>
-          <w:szCs w:val="24"/>
+          <w:rFonts w:ascii="Times New Roman" w:hAnsi="Times New Roman" w:cs="Times New Roman"/>
+          <w:b/>
+          <w:bCs/>
+          <w:sz w:val="28"/>
+          <w:szCs w:val="28"/>
         </w:rPr>
         <w:tab/>
       </w:r>
       <w:r>
         <w:rPr>
-          <w:rFonts w:ascii="Aptos" w:hAnsi="Aptos"/>
-          <w:b/>
-          <w:bCs/>
-          <w:sz w:val="24"/>
-          <w:szCs w:val="24"/>
+          <w:rFonts w:ascii="Times New Roman" w:hAnsi="Times New Roman" w:cs="Times New Roman"/>
+          <w:b/>
+          <w:bCs/>
+          <w:sz w:val="28"/>
+          <w:szCs w:val="28"/>
         </w:rPr>
         <w:tab/>
       </w:r>
       <w:r>
         <w:rPr>
-          <w:rFonts w:ascii="Aptos" w:hAnsi="Aptos"/>
-          <w:b/>
-          <w:bCs/>
-          <w:sz w:val="24"/>
-          <w:szCs w:val="24"/>
+          <w:rFonts w:ascii="Times New Roman" w:hAnsi="Times New Roman" w:cs="Times New Roman"/>
+          <w:b/>
+          <w:bCs/>
+          <w:sz w:val="28"/>
+          <w:szCs w:val="28"/>
         </w:rPr>
         <w:tab/>
       </w:r>
       <w:r>
         <w:rPr>
-          <w:rFonts w:ascii="Aptos" w:hAnsi="Aptos"/>
-          <w:b/>
-          <w:bCs/>
-          <w:sz w:val="24"/>
-          <w:szCs w:val="24"/>
+          <w:rFonts w:ascii="Times New Roman" w:hAnsi="Times New Roman" w:cs="Times New Roman"/>
+          <w:b/>
+          <w:bCs/>
+          <w:sz w:val="28"/>
+          <w:szCs w:val="28"/>
         </w:rPr>
         <w:t xml:space="preserve"> </w:t>
       </w:r>
@@ -1187,7 +1178,7 @@
       <w:footerReference w:type="default" r:id="rId15"/>
       <w:footerReference w:type="first" r:id="rId16"/>
       <w:pgSz w:w="11906" w:h="16838" w:code="9"/>
-      <w:pgMar w:top="1134" w:right="1701" w:bottom="1134" w:left="2835" w:header="709" w:footer="709" w:gutter="0"/>
+      <w:pgMar w:top="1440" w:right="1440" w:bottom="1440" w:left="2155" w:header="709" w:footer="709" w:gutter="0"/>
       <w:pgNumType w:start="6"/>
       <w:cols w:space="708"/>
       <w:docGrid w:linePitch="360"/>
@@ -1355,7 +1346,7 @@
 <w:ftr xmlns:wpc="http://schemas.microsoft.com/office/word/2010/wordprocessingCanvas" xmlns:cx="http://schemas.microsoft.com/office/drawing/2014/chartex" xmlns:cx1="http://schemas.microsoft.com/office/drawing/2015/9/8/chartex" xmlns:cx2="http://schemas.microsoft.com/office/drawing/2015/10/21/chartex" xmlns:cx3="http://schemas.microsoft.com/office/drawing/2016/5/9/chartex" xmlns:cx4="http://schemas.microsoft.com/office/drawing/2016/5/10/chartex" xmlns:cx5="http://schemas.microsoft.com/office/drawing/2016/5/11/chartex" xmlns:cx6="http://schemas.microsoft.com/office/drawing/2016/5/12/chartex" xmlns:cx7="http://schemas.microsoft.com/office/drawing/2016/5/13/chartex" xmlns:cx8="http://schemas.microsoft.com/office/drawing/2016/5/14/chartex" xmlns:mc="http://schemas.openxmlformats.org/markup-compatibility/2006" xmlns:aink="http://schemas.microsoft.com/office/drawing/2016/ink" xmlns:am3d="http://schemas.microsoft.com/office/drawing/2017/model3d" xmlns:o="urn:schemas-microsoft-com:office:office" xmlns:oel="http://schemas.microsoft.com/office/2019/extlst" xmlns:r="http://schemas.openxmlformats.org/officeDocument/2006/relationships" xmlns:m="http://schemas.openxmlformats.org/officeDocument/2006/math" xmlns:v="urn:schemas-microsoft-com:vml" xmlns:wp14="http://schemas.microsoft.com/office/word/2010/wordprocessingDrawing" xmlns:wp="http://schemas.openxmlformats.org/drawingml/2006/wordprocessingDrawing" xmlns:w10="urn:schemas-microsoft-com:office:word" xmlns:w="http://schemas.openxmlformats.org/wordprocessingml/2006/main" xmlns:w14="http://schemas.microsoft.com/office/word/2010/wordml" xmlns:w15="http://schemas.microsoft.com/office/word/2012/wordml" xmlns:w16cex="http://schemas.microsoft.com/office/word/2018/wordml/cex" xmlns:w16cid="http://schemas.microsoft.com/office/word/2016/wordml/cid" xmlns:w16="http://schemas.microsoft.com/office/word/2018/wordml" xmlns:w16du="http://schemas.microsoft.com/office/word/2023/wordml/word16du" xmlns:w16sdtdh="http://schemas.microsoft.com/office/word/2020/wordml/sdtdatahash" xmlns:w16sdtfl="http://schemas.microsoft.com/office/word/2024/wordml/sdtformatlock" xmlns:w16se="http://schemas.microsoft.com/office/word/2015/wordml/symex" xmlns:wpg="http://schemas.microsoft.com/office/word/2010/wordprocessingGroup" xmlns:wpi="http://schemas.microsoft.com/office/word/2010/wordprocessingInk" xmlns:wne="http://schemas.microsoft.com/office/word/2006/wordml" xmlns:wps="http://schemas.microsoft.com/office/word/2010/wordprocessingShape" mc:Ignorable="w14 w15 w16se w16cid w16 w16cex w16sdtdh w16sdtfl w16du wp14">
   <w:sdt>
     <w:sdtPr>
-      <w:id w:val="831803793"/>
+      <w:id w:val="-1906522722"/>
       <w:docPartObj>
         <w:docPartGallery w:val="Page Numbers (Bottom of Page)"/>
         <w:docPartUnique/>
@@ -1363,21 +1354,14 @@
     </w:sdtPr>
     <w:sdtEndPr>
       <w:rPr>
-        <w:color w:val="7F7F7F" w:themeColor="background1" w:themeShade="7F"/>
-        <w:spacing w:val="60"/>
+        <w:noProof/>
       </w:rPr>
     </w:sdtEndPr>
     <w:sdtContent>
       <w:p>
         <w:pPr>
           <w:pStyle w:val="Footer"/>
-          <w:pBdr>
-            <w:top w:val="single" w:sz="4" w:space="1" w:color="D9D9D9" w:themeColor="background1" w:themeShade="D9"/>
-          </w:pBdr>
-          <w:rPr>
-            <w:b/>
-            <w:bCs/>
-          </w:rPr>
+          <w:jc w:val="right"/>
         </w:pPr>
         <w:r>
           <w:fldChar w:fldCharType="begin"/>
@@ -1390,33 +1374,15 @@
         </w:r>
         <w:r>
           <w:rPr>
-            <w:b/>
-            <w:bCs/>
             <w:noProof/>
           </w:rPr>
           <w:t>2</w:t>
         </w:r>
         <w:r>
           <w:rPr>
-            <w:b/>
-            <w:bCs/>
             <w:noProof/>
           </w:rPr>
           <w:fldChar w:fldCharType="end"/>
-        </w:r>
-        <w:r>
-          <w:rPr>
-            <w:b/>
-            <w:bCs/>
-          </w:rPr>
-          <w:t xml:space="preserve"> | </w:t>
-        </w:r>
-        <w:r>
-          <w:rPr>
-            <w:color w:val="7F7F7F" w:themeColor="background1" w:themeShade="7F"/>
-            <w:spacing w:val="60"/>
-          </w:rPr>
-          <w:t>Page</w:t>
         </w:r>
       </w:p>
     </w:sdtContent>
